--- a/cour/cour formation/Anglais/homework.docx
+++ b/cour/cour formation/Anglais/homework.docx
@@ -7,7 +7,13 @@
         <w:t xml:space="preserve">I choose </w:t>
       </w:r>
       <w:r>
-        <w:t>space elevator topic. For me it will be a huge improvement. But it exists some problems. First, the material needed to withstand such enormous don’t exist, but some physicists come with a solution, carbon nanotubes. It is a super material stronger than other materials.  But another important problem persist, is to dodge potential collision with different object orbiting earth</w:t>
+        <w:t xml:space="preserve">space elevator topic. For me it will be a huge improvement. But it exists some problems. First, the material needed to withstand such enormous </w:t>
+      </w:r>
+      <w:r>
+        <w:t xml:space="preserve">weight </w:t>
+      </w:r>
+      <w:r>
+        <w:t>don’t exist, but some physicists come with a solution, carbon nanotubes. It is a super material stronger than other materials.  But another important problem persist, is to dodge potential collision with different object orbiting earth</w:t>
       </w:r>
       <w:r>
         <w:t xml:space="preserve"> because they may cause significant damage.</w:t>
